--- a/lab3/output screenshots.docx
+++ b/lab3/output screenshots.docx
@@ -2,6 +2,11 @@
 <file path=word/document.xml><?xml version="1.0" encoding="utf-8"?>
 <w:document xmlns:wpc="http://schemas.microsoft.com/office/word/2010/wordprocessingCanvas" xmlns:cx="http://schemas.microsoft.com/office/drawing/2014/chartex" xmlns:cx1="http://schemas.microsoft.com/office/drawing/2015/9/8/chartex" xmlns:cx2="http://schemas.microsoft.com/office/drawing/2015/10/21/chartex" xmlns:cx3="http://schemas.microsoft.com/office/drawing/2016/5/9/chartex" xmlns:cx4="http://schemas.microsoft.com/office/drawing/2016/5/10/chartex" xmlns:cx5="http://schemas.microsoft.com/office/drawing/2016/5/11/chartex" xmlns:cx6="http://schemas.microsoft.com/office/drawing/2016/5/12/chartex" xmlns:cx7="http://schemas.microsoft.com/office/drawing/2016/5/13/chartex" xmlns:cx8="http://schemas.microsoft.com/office/drawing/2016/5/14/chartex" xmlns:mc="http://schemas.openxmlformats.org/markup-compatibility/2006" xmlns:aink="http://schemas.microsoft.com/office/drawing/2016/ink" xmlns:am3d="http://schemas.microsoft.com/office/drawing/2017/model3d" xmlns:o="urn:schemas-microsoft-com:office:office" xmlns:oel="http://schemas.microsoft.com/office/2019/extlst" xmlns:r="http://schemas.openxmlformats.org/officeDocument/2006/relationships" xmlns:m="http://schemas.openxmlformats.org/officeDocument/2006/math" xmlns:v="urn:schemas-microsoft-com:vml" xmlns:wp14="http://schemas.microsoft.com/office/word/2010/wordprocessingDrawing" xmlns:wp="http://schemas.openxmlformats.org/drawingml/2006/wordprocessingDrawing" xmlns:w10="urn:schemas-microsoft-com:office:word" xmlns:w="http://schemas.openxmlformats.org/wordprocessingml/2006/main" xmlns:w14="http://schemas.microsoft.com/office/word/2010/wordml" xmlns:w15="http://schemas.microsoft.com/office/word/2012/wordml" xmlns:w16cex="http://schemas.microsoft.com/office/word/2018/wordml/cex" xmlns:w16cid="http://schemas.microsoft.com/office/word/2016/wordml/cid" xmlns:w16="http://schemas.microsoft.com/office/word/2018/wordml" xmlns:w16du="http://schemas.microsoft.com/office/word/2023/wordml/word16du" xmlns:w16sdtdh="http://schemas.microsoft.com/office/word/2020/wordml/sdtdatahash" xmlns:w16sdtfl="http://schemas.microsoft.com/office/word/2024/wordml/sdtformatlock" xmlns:w16se="http://schemas.microsoft.com/office/word/2015/wordml/symex" xmlns:wpg="http://schemas.microsoft.com/office/word/2010/wordprocessingGroup" xmlns:wpi="http://schemas.microsoft.com/office/word/2010/wordprocessingInk" xmlns:wne="http://schemas.microsoft.com/office/word/2006/wordml" xmlns:wps="http://schemas.microsoft.com/office/word/2010/wordprocessingShape" mc:Ignorable="w14 w15 w16se w16cid w16 w16cex w16sdtdh w16sdtfl w16du wp14">
   <w:body>
+    <w:p>
+      <w:r>
+        <w:t>Step 1:</w:t>
+      </w:r>
+    </w:p>
     <w:p>
       <w:r>
         <w:rPr>
@@ -10,13 +15,13 @@
         <mc:AlternateContent>
           <mc:Choice Requires="wps">
             <w:drawing>
-              <wp:anchor distT="0" distB="0" distL="114300" distR="114300" simplePos="0" relativeHeight="251659264" behindDoc="0" locked="0" layoutInCell="1" allowOverlap="1" wp14:anchorId="6FABB654" wp14:editId="060B89AF">
+              <wp:anchor distT="0" distB="0" distL="114300" distR="114300" simplePos="0" relativeHeight="251659264" behindDoc="0" locked="0" layoutInCell="1" allowOverlap="1" wp14:anchorId="6FABB654" wp14:editId="0DDC1968">
                 <wp:simplePos x="0" y="0"/>
-                <wp:positionH relativeFrom="column">
-                  <wp:posOffset>-160020</wp:posOffset>
+                <wp:positionH relativeFrom="margin">
+                  <wp:align>left</wp:align>
                 </wp:positionH>
                 <wp:positionV relativeFrom="paragraph">
-                  <wp:posOffset>403860</wp:posOffset>
+                  <wp:posOffset>10795</wp:posOffset>
                 </wp:positionV>
                 <wp:extent cx="6499860" cy="3810000"/>
                 <wp:effectExtent l="0" t="0" r="15240" b="19050"/>
@@ -73,15 +78,13 @@
           </mc:Choice>
           <mc:Fallback>
             <w:pict>
-              <v:rect w14:anchorId="66813790" id="Rectangle 1" o:spid="_x0000_s1026" style="position:absolute;margin-left:-12.6pt;margin-top:31.8pt;width:511.8pt;height:300pt;z-index:251659264;visibility:visible;mso-wrap-style:square;mso-wrap-distance-left:9pt;mso-wrap-distance-top:0;mso-wrap-distance-right:9pt;mso-wrap-distance-bottom:0;mso-position-horizontal:absolute;mso-position-horizontal-relative:text;mso-position-vertical:absolute;mso-position-vertical-relative:text;v-text-anchor:middle" o:gfxdata="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" strokecolor="#030e13 [484]" strokeweight="1.5pt">
+              <v:rect w14:anchorId="4D398765" id="Rectangle 1" o:spid="_x0000_s1026" style="position:absolute;margin-left:0;margin-top:.85pt;width:511.8pt;height:300pt;z-index:251659264;visibility:visible;mso-wrap-style:square;mso-wrap-distance-left:9pt;mso-wrap-distance-top:0;mso-wrap-distance-right:9pt;mso-wrap-distance-bottom:0;mso-position-horizontal:left;mso-position-horizontal-relative:margin;mso-position-vertical:absolute;mso-position-vertical-relative:text;v-text-anchor:middle" o:gfxdata="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" strokecolor="#030e13 [484]" strokeweight="1.5pt">
                 <v:fill r:id="rId5" o:title="" recolor="t" rotate="t" type="frame"/>
+                <w10:wrap anchorx="margin"/>
               </v:rect>
             </w:pict>
           </mc:Fallback>
         </mc:AlternateContent>
-      </w:r>
-      <w:r>
-        <w:t>Step 1:</w:t>
       </w:r>
     </w:p>
     <w:p/>
@@ -96,7 +99,6 @@
     <w:p/>
     <w:p/>
     <w:p/>
-    <w:p/>
     <w:p>
       <w:r>
         <w:t>Step 2:</w:t>
@@ -110,13 +112,13 @@
         <mc:AlternateContent>
           <mc:Choice Requires="wps">
             <w:drawing>
-              <wp:anchor distT="0" distB="0" distL="114300" distR="114300" simplePos="0" relativeHeight="251661312" behindDoc="0" locked="0" layoutInCell="1" allowOverlap="1" wp14:anchorId="105E2686" wp14:editId="3B8E57A2">
+              <wp:anchor distT="0" distB="0" distL="114300" distR="114300" simplePos="0" relativeHeight="251661312" behindDoc="0" locked="0" layoutInCell="1" allowOverlap="1" wp14:anchorId="105E2686" wp14:editId="735EAE7C">
                 <wp:simplePos x="0" y="0"/>
-                <wp:positionH relativeFrom="column">
-                  <wp:posOffset>-129540</wp:posOffset>
+                <wp:positionH relativeFrom="margin">
+                  <wp:align>left</wp:align>
                 </wp:positionH>
                 <wp:positionV relativeFrom="paragraph">
-                  <wp:posOffset>68580</wp:posOffset>
+                  <wp:posOffset>7620</wp:posOffset>
                 </wp:positionV>
                 <wp:extent cx="6499860" cy="3810000"/>
                 <wp:effectExtent l="0" t="0" r="15240" b="19050"/>
@@ -173,8 +175,9 @@
           </mc:Choice>
           <mc:Fallback>
             <w:pict>
-              <v:rect w14:anchorId="0FBC0BDC" id="Rectangle 1" o:spid="_x0000_s1026" style="position:absolute;margin-left:-10.2pt;margin-top:5.4pt;width:511.8pt;height:300pt;z-index:251661312;visibility:visible;mso-wrap-style:square;mso-wrap-distance-left:9pt;mso-wrap-distance-top:0;mso-wrap-distance-right:9pt;mso-wrap-distance-bottom:0;mso-position-horizontal:absolute;mso-position-horizontal-relative:text;mso-position-vertical:absolute;mso-position-vertical-relative:text;v-text-anchor:middle" o:gfxdata="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" strokecolor="#030e13 [484]" strokeweight="1.5pt">
+              <v:rect w14:anchorId="47C71107" id="Rectangle 1" o:spid="_x0000_s1026" style="position:absolute;margin-left:0;margin-top:.6pt;width:511.8pt;height:300pt;z-index:251661312;visibility:visible;mso-wrap-style:square;mso-wrap-distance-left:9pt;mso-wrap-distance-top:0;mso-wrap-distance-right:9pt;mso-wrap-distance-bottom:0;mso-position-horizontal:left;mso-position-horizontal-relative:margin;mso-position-vertical:absolute;mso-position-vertical-relative:text;v-text-anchor:middle" o:gfxdata="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" strokecolor="#030e13 [484]" strokeweight="1.5pt">
                 <v:fill r:id="rId7" o:title="" recolor="t" rotate="t" type="frame"/>
+                <w10:wrap anchorx="margin"/>
               </v:rect>
             </w:pict>
           </mc:Fallback>
@@ -205,79 +208,19 @@
     </w:p>
     <w:p>
       <w:r>
-        <w:br/>
-      </w:r>
-      <w:r>
-        <w:br/>
-      </w:r>
-      <w:r>
-        <w:br/>
-      </w:r>
-      <w:r>
-        <w:br/>
-      </w:r>
-      <w:r>
-        <w:br/>
-      </w:r>
-      <w:r>
-        <w:br/>
-      </w:r>
-      <w:r>
-        <w:br/>
-      </w:r>
-      <w:r>
-        <w:br/>
-      </w:r>
-      <w:r>
-        <w:br/>
-      </w:r>
-      <w:r>
-        <w:br/>
-      </w:r>
-      <w:r>
-        <w:br/>
-      </w:r>
-      <w:r>
-        <w:br/>
-      </w:r>
-      <w:r>
-        <w:br/>
-      </w:r>
-      <w:r>
-        <w:br/>
-      </w:r>
-      <w:r>
-        <w:br/>
-      </w:r>
-      <w:r>
-        <w:br/>
-      </w:r>
-      <w:r>
-        <w:br/>
-      </w:r>
-      <w:r>
-        <w:br/>
-      </w:r>
-      <w:r>
-        <w:br/>
-      </w:r>
-      <w:r>
-        <w:br/>
-      </w:r>
-      <w:r>
         <w:rPr>
           <w:noProof/>
         </w:rPr>
         <mc:AlternateContent>
           <mc:Choice Requires="wps">
             <w:drawing>
-              <wp:anchor distT="0" distB="0" distL="114300" distR="114300" simplePos="0" relativeHeight="251663360" behindDoc="0" locked="0" layoutInCell="1" allowOverlap="1" wp14:anchorId="1192E822" wp14:editId="004787FB">
+              <wp:anchor distT="0" distB="0" distL="114300" distR="114300" simplePos="0" relativeHeight="251663360" behindDoc="0" locked="0" layoutInCell="1" allowOverlap="1" wp14:anchorId="1192E822" wp14:editId="55886F39">
                 <wp:simplePos x="0" y="0"/>
-                <wp:positionH relativeFrom="column">
-                  <wp:posOffset>0</wp:posOffset>
+                <wp:positionH relativeFrom="margin">
+                  <wp:align>left</wp:align>
                 </wp:positionH>
                 <wp:positionV relativeFrom="paragraph">
-                  <wp:posOffset>0</wp:posOffset>
+                  <wp:posOffset>7620</wp:posOffset>
                 </wp:positionV>
                 <wp:extent cx="6499860" cy="3810000"/>
                 <wp:effectExtent l="0" t="0" r="15240" b="19050"/>
@@ -334,12 +277,73 @@
           </mc:Choice>
           <mc:Fallback>
             <w:pict>
-              <v:rect w14:anchorId="46995F29" id="Rectangle 1" o:spid="_x0000_s1026" style="position:absolute;margin-left:0;margin-top:0;width:511.8pt;height:300pt;z-index:251663360;visibility:visible;mso-wrap-style:square;mso-wrap-distance-left:9pt;mso-wrap-distance-top:0;mso-wrap-distance-right:9pt;mso-wrap-distance-bottom:0;mso-position-horizontal:absolute;mso-position-horizontal-relative:text;mso-position-vertical:absolute;mso-position-vertical-relative:text;v-text-anchor:middle" o:gfxdata="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" strokecolor="#030e13 [484]" strokeweight="1.5pt">
+              <v:rect w14:anchorId="7C0894B5" id="Rectangle 1" o:spid="_x0000_s1026" style="position:absolute;margin-left:0;margin-top:.6pt;width:511.8pt;height:300pt;z-index:251663360;visibility:visible;mso-wrap-style:square;mso-wrap-distance-left:9pt;mso-wrap-distance-top:0;mso-wrap-distance-right:9pt;mso-wrap-distance-bottom:0;mso-position-horizontal:left;mso-position-horizontal-relative:margin;mso-position-vertical:absolute;mso-position-vertical-relative:text;v-text-anchor:middle" o:gfxdata="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" strokecolor="#030e13 [484]" strokeweight="1.5pt">
                 <v:fill r:id="rId9" o:title="" recolor="t" rotate="t" type="frame"/>
+                <w10:wrap anchorx="margin"/>
               </v:rect>
             </w:pict>
           </mc:Fallback>
         </mc:AlternateContent>
+      </w:r>
+      <w:r>
+        <w:br/>
+      </w:r>
+      <w:r>
+        <w:br/>
+      </w:r>
+      <w:r>
+        <w:br/>
+      </w:r>
+      <w:r>
+        <w:br/>
+      </w:r>
+      <w:r>
+        <w:br/>
+      </w:r>
+      <w:r>
+        <w:br/>
+      </w:r>
+      <w:r>
+        <w:br/>
+      </w:r>
+      <w:r>
+        <w:br/>
+      </w:r>
+      <w:r>
+        <w:br/>
+      </w:r>
+      <w:r>
+        <w:br/>
+      </w:r>
+      <w:r>
+        <w:br/>
+      </w:r>
+      <w:r>
+        <w:br/>
+      </w:r>
+      <w:r>
+        <w:br/>
+      </w:r>
+      <w:r>
+        <w:br/>
+      </w:r>
+      <w:r>
+        <w:br/>
+      </w:r>
+      <w:r>
+        <w:br/>
+      </w:r>
+      <w:r>
+        <w:br/>
+      </w:r>
+      <w:r>
+        <w:br/>
+      </w:r>
+      <w:r>
+        <w:br/>
+      </w:r>
+      <w:r>
+        <w:br/>
       </w:r>
       <w:proofErr w:type="spellStart"/>
       <w:r>
@@ -358,10 +362,10 @@
         <mc:AlternateContent>
           <mc:Choice Requires="wps">
             <w:drawing>
-              <wp:anchor distT="0" distB="0" distL="114300" distR="114300" simplePos="0" relativeHeight="251665408" behindDoc="0" locked="0" layoutInCell="1" allowOverlap="1" wp14:anchorId="04F1F90F" wp14:editId="5B4810AF">
+              <wp:anchor distT="0" distB="0" distL="114300" distR="114300" simplePos="0" relativeHeight="251665408" behindDoc="0" locked="0" layoutInCell="1" allowOverlap="1" wp14:anchorId="04F1F90F" wp14:editId="20A4D657">
                 <wp:simplePos x="0" y="0"/>
-                <wp:positionH relativeFrom="column">
-                  <wp:posOffset>-137160</wp:posOffset>
+                <wp:positionH relativeFrom="margin">
+                  <wp:align>left</wp:align>
                 </wp:positionH>
                 <wp:positionV relativeFrom="paragraph">
                   <wp:posOffset>8255</wp:posOffset>
@@ -421,8 +425,9 @@
           </mc:Choice>
           <mc:Fallback>
             <w:pict>
-              <v:rect w14:anchorId="34C05C83" id="Rectangle 1" o:spid="_x0000_s1026" style="position:absolute;margin-left:-10.8pt;margin-top:.65pt;width:511.8pt;height:300pt;z-index:251665408;visibility:visible;mso-wrap-style:square;mso-wrap-distance-left:9pt;mso-wrap-distance-top:0;mso-wrap-distance-right:9pt;mso-wrap-distance-bottom:0;mso-position-horizontal:absolute;mso-position-horizontal-relative:text;mso-position-vertical:absolute;mso-position-vertical-relative:text;v-text-anchor:middle" o:gfxdata="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" strokecolor="#030e13 [484]" strokeweight="1.5pt">
+              <v:rect w14:anchorId="5997EFA9" id="Rectangle 1" o:spid="_x0000_s1026" style="position:absolute;margin-left:0;margin-top:.65pt;width:511.8pt;height:300pt;z-index:251665408;visibility:visible;mso-wrap-style:square;mso-wrap-distance-left:9pt;mso-wrap-distance-top:0;mso-wrap-distance-right:9pt;mso-wrap-distance-bottom:0;mso-position-horizontal:left;mso-position-horizontal-relative:margin;mso-position-vertical:absolute;mso-position-vertical-relative:text;v-text-anchor:middle" o:gfxdata="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" strokecolor="#030e13 [484]" strokeweight="1.5pt">
                 <v:fill r:id="rId11" o:title="" recolor="t" rotate="t" type="frame"/>
+                <w10:wrap anchorx="margin"/>
               </v:rect>
             </w:pict>
           </mc:Fallback>
@@ -492,18 +497,18 @@
         <mc:AlternateContent>
           <mc:Choice Requires="wps">
             <w:drawing>
-              <wp:anchor distT="0" distB="0" distL="114300" distR="114300" simplePos="0" relativeHeight="251669504" behindDoc="0" locked="0" layoutInCell="1" allowOverlap="1" wp14:anchorId="13ADC664" wp14:editId="3A0D6916">
+              <wp:anchor distT="0" distB="0" distL="114300" distR="114300" simplePos="0" relativeHeight="251683840" behindDoc="0" locked="0" layoutInCell="1" allowOverlap="1" wp14:anchorId="0BEC64EE" wp14:editId="0D99E1FA">
                 <wp:simplePos x="0" y="0"/>
                 <wp:positionH relativeFrom="column">
-                  <wp:posOffset>-144780</wp:posOffset>
+                  <wp:posOffset>0</wp:posOffset>
                 </wp:positionH>
                 <wp:positionV relativeFrom="paragraph">
-                  <wp:posOffset>4726305</wp:posOffset>
+                  <wp:posOffset>0</wp:posOffset>
                 </wp:positionV>
-                <wp:extent cx="6499860" cy="3810000"/>
-                <wp:effectExtent l="0" t="0" r="15240" b="19050"/>
+                <wp:extent cx="3604260" cy="1005840"/>
+                <wp:effectExtent l="0" t="0" r="15240" b="22860"/>
                 <wp:wrapNone/>
-                <wp:docPr id="1698338633" name="Rectangle 1"/>
+                <wp:docPr id="89996702" name="Rectangle 1"/>
                 <wp:cNvGraphicFramePr/>
                 <a:graphic xmlns:a="http://schemas.openxmlformats.org/drawingml/2006/main">
                   <a:graphicData uri="http://schemas.microsoft.com/office/word/2010/wordprocessingShape">
@@ -512,144 +517,7 @@
                       <wps:spPr>
                         <a:xfrm>
                           <a:off x="0" y="0"/>
-                          <a:ext cx="6499860" cy="3810000"/>
-                        </a:xfrm>
-                        <a:prstGeom prst="rect">
-                          <a:avLst/>
-                        </a:prstGeom>
-                        <a:blipFill dpi="0" rotWithShape="1">
-                          <a:blip r:embed="rId10"/>
-                          <a:srcRect/>
-                          <a:stretch>
-                            <a:fillRect/>
-                          </a:stretch>
-                        </a:blipFill>
-                      </wps:spPr>
-                      <wps:style>
-                        <a:lnRef idx="2">
-                          <a:schemeClr val="accent1">
-                            <a:shade val="15000"/>
-                          </a:schemeClr>
-                        </a:lnRef>
-                        <a:fillRef idx="1">
-                          <a:schemeClr val="accent1"/>
-                        </a:fillRef>
-                        <a:effectRef idx="0">
-                          <a:schemeClr val="accent1"/>
-                        </a:effectRef>
-                        <a:fontRef idx="minor">
-                          <a:schemeClr val="lt1"/>
-                        </a:fontRef>
-                      </wps:style>
-                      <wps:bodyPr rot="0" spcFirstLastPara="0" vertOverflow="overflow" horzOverflow="overflow" vert="horz" wrap="square" lIns="91440" tIns="45720" rIns="91440" bIns="45720" numCol="1" spcCol="0" rtlCol="0" fromWordArt="0" anchor="ctr" anchorCtr="0" forceAA="0" compatLnSpc="1">
-                        <a:prstTxWarp prst="textNoShape">
-                          <a:avLst/>
-                        </a:prstTxWarp>
-                        <a:noAutofit/>
-                      </wps:bodyPr>
-                    </wps:wsp>
-                  </a:graphicData>
-                </a:graphic>
-              </wp:anchor>
-            </w:drawing>
-          </mc:Choice>
-          <mc:Fallback>
-            <w:pict>
-              <v:rect w14:anchorId="1E1D4708" id="Rectangle 1" o:spid="_x0000_s1026" style="position:absolute;margin-left:-11.4pt;margin-top:372.15pt;width:511.8pt;height:300pt;z-index:251669504;visibility:visible;mso-wrap-style:square;mso-wrap-distance-left:9pt;mso-wrap-distance-top:0;mso-wrap-distance-right:9pt;mso-wrap-distance-bottom:0;mso-position-horizontal:absolute;mso-position-horizontal-relative:text;mso-position-vertical:absolute;mso-position-vertical-relative:text;v-text-anchor:middle" o:gfxdata="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" strokecolor="#030e13 [484]" strokeweight="1.5pt">
-                <v:fill r:id="rId11" o:title="" recolor="t" rotate="t" type="frame"/>
-              </v:rect>
-            </w:pict>
-          </mc:Fallback>
-        </mc:AlternateContent>
-      </w:r>
-      <w:r>
-        <w:br/>
-      </w:r>
-      <w:r>
-        <w:br/>
-      </w:r>
-      <w:r>
-        <w:br/>
-      </w:r>
-      <w:r>
-        <w:br/>
-      </w:r>
-      <w:r>
-        <w:br/>
-      </w:r>
-      <w:r>
-        <w:br/>
-      </w:r>
-      <w:r>
-        <w:br/>
-      </w:r>
-      <w:r>
-        <w:br/>
-      </w:r>
-      <w:r>
-        <w:br/>
-      </w:r>
-      <w:r>
-        <w:br/>
-      </w:r>
-      <w:r>
-        <w:br/>
-      </w:r>
-      <w:r>
-        <w:br/>
-      </w:r>
-      <w:r>
-        <w:br/>
-      </w:r>
-      <w:r>
-        <w:br/>
-      </w:r>
-      <w:r>
-        <w:br/>
-      </w:r>
-      <w:r>
-        <w:br/>
-      </w:r>
-      <w:r>
-        <w:br/>
-      </w:r>
-      <w:r>
-        <w:br/>
-      </w:r>
-      <w:r>
-        <w:br/>
-      </w:r>
-      <w:r>
-        <w:br/>
-      </w:r>
-      <w:r>
-        <w:rPr>
-          <w:noProof/>
-        </w:rPr>
-        <mc:AlternateContent>
-          <mc:Choice Requires="wps">
-            <w:drawing>
-              <wp:anchor distT="0" distB="0" distL="114300" distR="114300" simplePos="0" relativeHeight="251667456" behindDoc="0" locked="0" layoutInCell="1" allowOverlap="1" wp14:anchorId="52CDDB86" wp14:editId="07D55239">
-                <wp:simplePos x="0" y="0"/>
-                <wp:positionH relativeFrom="column">
-                  <wp:posOffset>0</wp:posOffset>
-                </wp:positionH>
-                <wp:positionV relativeFrom="paragraph">
-                  <wp:posOffset>0</wp:posOffset>
-                </wp:positionV>
-                <wp:extent cx="6499860" cy="3810000"/>
-                <wp:effectExtent l="0" t="0" r="15240" b="19050"/>
-                <wp:wrapNone/>
-                <wp:docPr id="1324950848" name="Rectangle 1"/>
-                <wp:cNvGraphicFramePr/>
-                <a:graphic xmlns:a="http://schemas.openxmlformats.org/drawingml/2006/main">
-                  <a:graphicData uri="http://schemas.microsoft.com/office/word/2010/wordprocessingShape">
-                    <wps:wsp>
-                      <wps:cNvSpPr/>
-                      <wps:spPr>
-                        <a:xfrm>
-                          <a:off x="0" y="0"/>
-                          <a:ext cx="6499860" cy="3810000"/>
+                          <a:ext cx="3604260" cy="1005840"/>
                         </a:xfrm>
                         <a:prstGeom prst="rect">
                           <a:avLst/>
@@ -687,147 +555,26 @@
                     </wps:wsp>
                   </a:graphicData>
                 </a:graphic>
+                <wp14:sizeRelH relativeFrom="margin">
+                  <wp14:pctWidth>0</wp14:pctWidth>
+                </wp14:sizeRelH>
+                <wp14:sizeRelV relativeFrom="margin">
+                  <wp14:pctHeight>0</wp14:pctHeight>
+                </wp14:sizeRelV>
               </wp:anchor>
             </w:drawing>
           </mc:Choice>
           <mc:Fallback>
             <w:pict>
-              <v:rect w14:anchorId="59B1A4CF" id="Rectangle 1" o:spid="_x0000_s1026" style="position:absolute;margin-left:0;margin-top:0;width:511.8pt;height:300pt;z-index:251667456;visibility:visible;mso-wrap-style:square;mso-wrap-distance-left:9pt;mso-wrap-distance-top:0;mso-wrap-distance-right:9pt;mso-wrap-distance-bottom:0;mso-position-horizontal:absolute;mso-position-horizontal-relative:text;mso-position-vertical:absolute;mso-position-vertical-relative:text;v-text-anchor:middle" o:gfxdata="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" strokecolor="#030e13 [484]" strokeweight="1.5pt">
+              <v:rect w14:anchorId="25080DAA" id="Rectangle 1" o:spid="_x0000_s1026" style="position:absolute;margin-left:0;margin-top:0;width:283.8pt;height:79.2pt;z-index:251683840;visibility:visible;mso-wrap-style:square;mso-width-percent:0;mso-height-percent:0;mso-wrap-distance-left:9pt;mso-wrap-distance-top:0;mso-wrap-distance-right:9pt;mso-wrap-distance-bottom:0;mso-position-horizontal:absolute;mso-position-horizontal-relative:text;mso-position-vertical:absolute;mso-position-vertical-relative:text;mso-width-percent:0;mso-height-percent:0;mso-width-relative:margin;mso-height-relative:margin;v-text-anchor:middle" o:gfxdata="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" strokecolor="#030e13 [484]" strokeweight="1.5pt">
                 <v:fill r:id="rId13" o:title="" recolor="t" rotate="t" type="frame"/>
               </v:rect>
             </w:pict>
           </mc:Fallback>
         </mc:AlternateContent>
       </w:r>
-      <w:r>
-        <w:t xml:space="preserve">step </w:t>
-      </w:r>
-      <w:proofErr w:type="gramStart"/>
-      <w:r>
-        <w:t>6 :</w:t>
-      </w:r>
-      <w:proofErr w:type="gramEnd"/>
-      <w:r>
-        <w:br/>
-      </w:r>
-      <w:r>
-        <w:br/>
-      </w:r>
-      <w:r>
-        <w:br/>
-      </w:r>
-      <w:r>
-        <w:br/>
-      </w:r>
-      <w:r>
-        <w:br/>
-      </w:r>
-      <w:r>
-        <w:br/>
-      </w:r>
-      <w:r>
-        <w:br/>
-      </w:r>
-      <w:r>
-        <w:br/>
-      </w:r>
-      <w:r>
-        <w:br/>
-      </w:r>
-      <w:r>
-        <w:br/>
-      </w:r>
-      <w:r>
-        <w:br/>
-      </w:r>
-      <w:r>
-        <w:br/>
-      </w:r>
-      <w:r>
-        <w:br/>
-      </w:r>
-      <w:r>
-        <w:br/>
-      </w:r>
-      <w:r>
-        <w:br/>
-      </w:r>
-      <w:r>
-        <w:lastRenderedPageBreak/>
-        <w:br/>
-      </w:r>
     </w:p>
     <w:p>
-      <w:r>
-        <w:t xml:space="preserve">step </w:t>
-      </w:r>
-      <w:proofErr w:type="gramStart"/>
-      <w:r>
-        <w:t>7 :</w:t>
-      </w:r>
-      <w:proofErr w:type="gramEnd"/>
-    </w:p>
-    <w:p>
-      <w:r>
-        <w:br/>
-      </w:r>
-      <w:r>
-        <w:br/>
-      </w:r>
-      <w:r>
-        <w:br/>
-      </w:r>
-      <w:r>
-        <w:br/>
-      </w:r>
-      <w:r>
-        <w:br/>
-      </w:r>
-      <w:r>
-        <w:br/>
-      </w:r>
-      <w:r>
-        <w:br/>
-      </w:r>
-      <w:r>
-        <w:br/>
-      </w:r>
-      <w:r>
-        <w:br/>
-      </w:r>
-      <w:r>
-        <w:br/>
-      </w:r>
-      <w:r>
-        <w:br/>
-      </w:r>
-      <w:r>
-        <w:br/>
-      </w:r>
-      <w:r>
-        <w:br/>
-      </w:r>
-      <w:r>
-        <w:br/>
-      </w:r>
-      <w:r>
-        <w:br/>
-      </w:r>
-      <w:r>
-        <w:br/>
-      </w:r>
-      <w:r>
-        <w:br/>
-      </w:r>
-      <w:r>
-        <w:br/>
-      </w:r>
-      <w:r>
-        <w:br/>
-      </w:r>
-      <w:r>
-        <w:br/>
-      </w:r>
       <w:r>
         <w:rPr>
           <w:noProof/>
@@ -835,18 +582,18 @@
         <mc:AlternateContent>
           <mc:Choice Requires="wps">
             <w:drawing>
-              <wp:anchor distT="0" distB="0" distL="114300" distR="114300" simplePos="0" relativeHeight="251671552" behindDoc="0" locked="0" layoutInCell="1" allowOverlap="1" wp14:anchorId="2B4E0FF4" wp14:editId="2916BE0C">
+              <wp:anchor distT="0" distB="0" distL="114300" distR="114300" simplePos="0" relativeHeight="251685888" behindDoc="0" locked="0" layoutInCell="1" allowOverlap="1" wp14:anchorId="60E30BE8" wp14:editId="4F9D2ABA">
                 <wp:simplePos x="0" y="0"/>
-                <wp:positionH relativeFrom="column">
-                  <wp:posOffset>0</wp:posOffset>
+                <wp:positionH relativeFrom="margin">
+                  <wp:align>left</wp:align>
                 </wp:positionH>
                 <wp:positionV relativeFrom="paragraph">
-                  <wp:posOffset>0</wp:posOffset>
+                  <wp:posOffset>1481455</wp:posOffset>
                 </wp:positionV>
-                <wp:extent cx="6499860" cy="3810000"/>
-                <wp:effectExtent l="0" t="0" r="15240" b="19050"/>
+                <wp:extent cx="3604260" cy="1005840"/>
+                <wp:effectExtent l="0" t="0" r="15240" b="22860"/>
                 <wp:wrapNone/>
-                <wp:docPr id="2002745732" name="Rectangle 1"/>
+                <wp:docPr id="1970566731" name="Rectangle 1"/>
                 <wp:cNvGraphicFramePr/>
                 <a:graphic xmlns:a="http://schemas.openxmlformats.org/drawingml/2006/main">
                   <a:graphicData uri="http://schemas.microsoft.com/office/word/2010/wordprocessingShape">
@@ -855,232 +602,13 @@
                       <wps:spPr>
                         <a:xfrm>
                           <a:off x="0" y="0"/>
-                          <a:ext cx="6499860" cy="3810000"/>
+                          <a:ext cx="3604260" cy="1005840"/>
                         </a:xfrm>
                         <a:prstGeom prst="rect">
                           <a:avLst/>
                         </a:prstGeom>
                         <a:blipFill dpi="0" rotWithShape="1">
-                          <a:blip r:embed="rId10"/>
-                          <a:srcRect/>
-                          <a:stretch>
-                            <a:fillRect/>
-                          </a:stretch>
-                        </a:blipFill>
-                      </wps:spPr>
-                      <wps:style>
-                        <a:lnRef idx="2">
-                          <a:schemeClr val="accent1">
-                            <a:shade val="15000"/>
-                          </a:schemeClr>
-                        </a:lnRef>
-                        <a:fillRef idx="1">
-                          <a:schemeClr val="accent1"/>
-                        </a:fillRef>
-                        <a:effectRef idx="0">
-                          <a:schemeClr val="accent1"/>
-                        </a:effectRef>
-                        <a:fontRef idx="minor">
-                          <a:schemeClr val="lt1"/>
-                        </a:fontRef>
-                      </wps:style>
-                      <wps:txbx>
-                        <w:txbxContent>
-                          <w:p>
-                            <w:pPr>
-                              <w:jc w:val="center"/>
-                            </w:pPr>
-                            <w:r>
-                              <w:br/>
-                            </w:r>
-                            <w:r>
-                              <w:br/>
-                            </w:r>
-                            <w:r>
-                              <w:br/>
-                            </w:r>
-                            <w:r>
-                              <w:br/>
-                            </w:r>
-                            <w:r>
-                              <w:br/>
-                            </w:r>
-                            <w:r>
-                              <w:br/>
-                            </w:r>
-                            <w:r>
-                              <w:br/>
-                            </w:r>
-                            <w:r>
-                              <w:br/>
-                            </w:r>
-                            <w:r>
-                              <w:br/>
-                            </w:r>
-                            <w:r>
-                              <w:br/>
-                            </w:r>
-                            <w:r>
-                              <w:br/>
-                            </w:r>
-                            <w:r>
-                              <w:br/>
-                            </w:r>
-                            <w:r>
-                              <w:br/>
-                            </w:r>
-                            <w:r>
-                              <w:br/>
-                            </w:r>
-                            <w:r>
-                              <w:br/>
-                            </w:r>
-                            <w:r>
-                              <w:br/>
-                            </w:r>
-                            <w:r>
-                              <w:br/>
-                            </w:r>
-                            <w:r>
-                              <w:br/>
-                            </w:r>
-                            <w:r>
-                              <w:br/>
-                            </w:r>
-                          </w:p>
-                        </w:txbxContent>
-                      </wps:txbx>
-                      <wps:bodyPr rot="0" spcFirstLastPara="0" vertOverflow="overflow" horzOverflow="overflow" vert="horz" wrap="square" lIns="91440" tIns="45720" rIns="91440" bIns="45720" numCol="1" spcCol="0" rtlCol="0" fromWordArt="0" anchor="ctr" anchorCtr="0" forceAA="0" compatLnSpc="1">
-                        <a:prstTxWarp prst="textNoShape">
-                          <a:avLst/>
-                        </a:prstTxWarp>
-                        <a:noAutofit/>
-                      </wps:bodyPr>
-                    </wps:wsp>
-                  </a:graphicData>
-                </a:graphic>
-              </wp:anchor>
-            </w:drawing>
-          </mc:Choice>
-          <mc:Fallback>
-            <w:pict>
-              <v:rect w14:anchorId="2B4E0FF4" id="Rectangle 1" o:spid="_x0000_s1026" style="position:absolute;margin-left:0;margin-top:0;width:511.8pt;height:300pt;z-index:251671552;visibility:visible;mso-wrap-style:square;mso-wrap-distance-left:9pt;mso-wrap-distance-top:0;mso-wrap-distance-right:9pt;mso-wrap-distance-bottom:0;mso-position-horizontal:absolute;mso-position-horizontal-relative:text;mso-position-vertical:absolute;mso-position-vertical-relative:text;v-text-anchor:middle" o:gfxdata="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" strokecolor="#030e13 [484]" strokeweight="1.5pt">
-                <v:fill r:id="rId11" o:title="" recolor="t" rotate="t" type="frame"/>
-                <v:textbox>
-                  <w:txbxContent>
-                    <w:p>
-                      <w:pPr>
-                        <w:jc w:val="center"/>
-                      </w:pPr>
-                      <w:r>
-                        <w:br/>
-                      </w:r>
-                      <w:r>
-                        <w:br/>
-                      </w:r>
-                      <w:r>
-                        <w:br/>
-                      </w:r>
-                      <w:r>
-                        <w:br/>
-                      </w:r>
-                      <w:r>
-                        <w:br/>
-                      </w:r>
-                      <w:r>
-                        <w:br/>
-                      </w:r>
-                      <w:r>
-                        <w:br/>
-                      </w:r>
-                      <w:r>
-                        <w:br/>
-                      </w:r>
-                      <w:r>
-                        <w:br/>
-                      </w:r>
-                      <w:r>
-                        <w:br/>
-                      </w:r>
-                      <w:r>
-                        <w:br/>
-                      </w:r>
-                      <w:r>
-                        <w:br/>
-                      </w:r>
-                      <w:r>
-                        <w:br/>
-                      </w:r>
-                      <w:r>
-                        <w:br/>
-                      </w:r>
-                      <w:r>
-                        <w:br/>
-                      </w:r>
-                      <w:r>
-                        <w:br/>
-                      </w:r>
-                      <w:r>
-                        <w:br/>
-                      </w:r>
-                      <w:r>
-                        <w:br/>
-                      </w:r>
-                      <w:r>
-                        <w:br/>
-                      </w:r>
-                    </w:p>
-                  </w:txbxContent>
-                </v:textbox>
-              </v:rect>
-            </w:pict>
-          </mc:Fallback>
-        </mc:AlternateContent>
-      </w:r>
-      <w:r>
-        <w:t xml:space="preserve">step </w:t>
-      </w:r>
-      <w:proofErr w:type="gramStart"/>
-      <w:r>
-        <w:t>8 :</w:t>
-      </w:r>
-      <w:proofErr w:type="gramEnd"/>
-    </w:p>
-    <w:p>
-      <w:r>
-        <w:rPr>
-          <w:noProof/>
-        </w:rPr>
-        <mc:AlternateContent>
-          <mc:Choice Requires="wps">
-            <w:drawing>
-              <wp:anchor distT="0" distB="0" distL="114300" distR="114300" simplePos="0" relativeHeight="251673600" behindDoc="0" locked="0" layoutInCell="1" allowOverlap="1" wp14:anchorId="7F184972" wp14:editId="61C694D8">
-                <wp:simplePos x="0" y="0"/>
-                <wp:positionH relativeFrom="column">
-                  <wp:posOffset>0</wp:posOffset>
-                </wp:positionH>
-                <wp:positionV relativeFrom="paragraph">
-                  <wp:posOffset>-635</wp:posOffset>
-                </wp:positionV>
-                <wp:extent cx="6499860" cy="3810000"/>
-                <wp:effectExtent l="0" t="0" r="15240" b="19050"/>
-                <wp:wrapNone/>
-                <wp:docPr id="1745436541" name="Rectangle 1"/>
-                <wp:cNvGraphicFramePr/>
-                <a:graphic xmlns:a="http://schemas.openxmlformats.org/drawingml/2006/main">
-                  <a:graphicData uri="http://schemas.microsoft.com/office/word/2010/wordprocessingShape">
-                    <wps:wsp>
-                      <wps:cNvSpPr/>
-                      <wps:spPr>
-                        <a:xfrm>
-                          <a:off x="0" y="0"/>
-                          <a:ext cx="6499860" cy="3810000"/>
-                        </a:xfrm>
-                        <a:prstGeom prst="rect">
-                          <a:avLst/>
-                        </a:prstGeom>
-                        <a:blipFill dpi="0" rotWithShape="1">
-                          <a:blip r:embed="rId10"/>
+                          <a:blip r:embed="rId14"/>
                           <a:srcRect/>
                           <a:stretch>
                             <a:fillRect/>
@@ -1112,13 +640,509 @@
                     </wps:wsp>
                   </a:graphicData>
                 </a:graphic>
+                <wp14:sizeRelH relativeFrom="margin">
+                  <wp14:pctWidth>0</wp14:pctWidth>
+                </wp14:sizeRelH>
+                <wp14:sizeRelV relativeFrom="margin">
+                  <wp14:pctHeight>0</wp14:pctHeight>
+                </wp14:sizeRelV>
               </wp:anchor>
             </w:drawing>
           </mc:Choice>
           <mc:Fallback>
             <w:pict>
-              <v:rect w14:anchorId="1F00126A" id="Rectangle 1" o:spid="_x0000_s1026" style="position:absolute;margin-left:0;margin-top:-.05pt;width:511.8pt;height:300pt;z-index:251673600;visibility:visible;mso-wrap-style:square;mso-wrap-distance-left:9pt;mso-wrap-distance-top:0;mso-wrap-distance-right:9pt;mso-wrap-distance-bottom:0;mso-position-horizontal:absolute;mso-position-horizontal-relative:text;mso-position-vertical:absolute;mso-position-vertical-relative:text;v-text-anchor:middle" o:gfxdata="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" strokecolor="#030e13 [484]" strokeweight="1.5pt">
-                <v:fill r:id="rId11" o:title="" recolor="t" rotate="t" type="frame"/>
+              <v:rect w14:anchorId="30ACBB0D" id="Rectangle 1" o:spid="_x0000_s1026" style="position:absolute;margin-left:0;margin-top:116.65pt;width:283.8pt;height:79.2pt;z-index:251685888;visibility:visible;mso-wrap-style:square;mso-width-percent:0;mso-height-percent:0;mso-wrap-distance-left:9pt;mso-wrap-distance-top:0;mso-wrap-distance-right:9pt;mso-wrap-distance-bottom:0;mso-position-horizontal:left;mso-position-horizontal-relative:margin;mso-position-vertical:absolute;mso-position-vertical-relative:text;mso-width-percent:0;mso-height-percent:0;mso-width-relative:margin;mso-height-relative:margin;v-text-anchor:middle" o:gfxdata="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" strokecolor="#030e13 [484]" strokeweight="1.5pt">
+                <v:fill r:id="rId15" o:title="" recolor="t" rotate="t" type="frame"/>
+                <w10:wrap anchorx="margin"/>
+              </v:rect>
+            </w:pict>
+          </mc:Fallback>
+        </mc:AlternateContent>
+      </w:r>
+      <w:r>
+        <w:br/>
+      </w:r>
+      <w:r>
+        <w:br/>
+      </w:r>
+      <w:r>
+        <w:br/>
+      </w:r>
+      <w:r>
+        <w:br/>
+      </w:r>
+      <w:r>
+        <w:br/>
+        <w:t xml:space="preserve">step </w:t>
+      </w:r>
+      <w:proofErr w:type="gramStart"/>
+      <w:r>
+        <w:t>6 :</w:t>
+      </w:r>
+      <w:proofErr w:type="gramEnd"/>
+      <w:r>
+        <w:br/>
+      </w:r>
+      <w:r>
+        <w:br/>
+      </w:r>
+      <w:r>
+        <w:br/>
+      </w:r>
+      <w:r>
+        <w:br/>
+      </w:r>
+      <w:r>
+        <w:br/>
+      </w:r>
+      <w:r>
+        <w:br/>
+      </w:r>
+      <w:r>
+        <w:br/>
+      </w:r>
+      <w:r>
+        <w:br/>
+      </w:r>
+      <w:r>
+        <w:t xml:space="preserve">step </w:t>
+      </w:r>
+      <w:proofErr w:type="gramStart"/>
+      <w:r>
+        <w:t>7 :</w:t>
+      </w:r>
+      <w:proofErr w:type="gramEnd"/>
+    </w:p>
+    <w:p>
+      <w:r>
+        <w:rPr>
+          <w:noProof/>
+        </w:rPr>
+        <mc:AlternateContent>
+          <mc:Choice Requires="wps">
+            <w:drawing>
+              <wp:anchor distT="0" distB="0" distL="114300" distR="114300" simplePos="0" relativeHeight="251675648" behindDoc="0" locked="0" layoutInCell="1" allowOverlap="1" wp14:anchorId="0CE37F4B" wp14:editId="019228A5">
+                <wp:simplePos x="0" y="0"/>
+                <wp:positionH relativeFrom="margin">
+                  <wp:align>left</wp:align>
+                </wp:positionH>
+                <wp:positionV relativeFrom="paragraph">
+                  <wp:posOffset>140970</wp:posOffset>
+                </wp:positionV>
+                <wp:extent cx="3604260" cy="1005840"/>
+                <wp:effectExtent l="0" t="0" r="15240" b="22860"/>
+                <wp:wrapNone/>
+                <wp:docPr id="614119864" name="Rectangle 1"/>
+                <wp:cNvGraphicFramePr/>
+                <a:graphic xmlns:a="http://schemas.openxmlformats.org/drawingml/2006/main">
+                  <a:graphicData uri="http://schemas.microsoft.com/office/word/2010/wordprocessingShape">
+                    <wps:wsp>
+                      <wps:cNvSpPr/>
+                      <wps:spPr>
+                        <a:xfrm>
+                          <a:off x="0" y="0"/>
+                          <a:ext cx="3604260" cy="1005840"/>
+                        </a:xfrm>
+                        <a:prstGeom prst="rect">
+                          <a:avLst/>
+                        </a:prstGeom>
+                        <a:blipFill dpi="0" rotWithShape="1">
+                          <a:blip r:embed="rId16"/>
+                          <a:srcRect/>
+                          <a:stretch>
+                            <a:fillRect/>
+                          </a:stretch>
+                        </a:blipFill>
+                      </wps:spPr>
+                      <wps:style>
+                        <a:lnRef idx="2">
+                          <a:schemeClr val="accent1">
+                            <a:shade val="15000"/>
+                          </a:schemeClr>
+                        </a:lnRef>
+                        <a:fillRef idx="1">
+                          <a:schemeClr val="accent1"/>
+                        </a:fillRef>
+                        <a:effectRef idx="0">
+                          <a:schemeClr val="accent1"/>
+                        </a:effectRef>
+                        <a:fontRef idx="minor">
+                          <a:schemeClr val="lt1"/>
+                        </a:fontRef>
+                      </wps:style>
+                      <wps:bodyPr rot="0" spcFirstLastPara="0" vertOverflow="overflow" horzOverflow="overflow" vert="horz" wrap="square" lIns="91440" tIns="45720" rIns="91440" bIns="45720" numCol="1" spcCol="0" rtlCol="0" fromWordArt="0" anchor="ctr" anchorCtr="0" forceAA="0" compatLnSpc="1">
+                        <a:prstTxWarp prst="textNoShape">
+                          <a:avLst/>
+                        </a:prstTxWarp>
+                        <a:noAutofit/>
+                      </wps:bodyPr>
+                    </wps:wsp>
+                  </a:graphicData>
+                </a:graphic>
+                <wp14:sizeRelH relativeFrom="margin">
+                  <wp14:pctWidth>0</wp14:pctWidth>
+                </wp14:sizeRelH>
+                <wp14:sizeRelV relativeFrom="margin">
+                  <wp14:pctHeight>0</wp14:pctHeight>
+                </wp14:sizeRelV>
+              </wp:anchor>
+            </w:drawing>
+          </mc:Choice>
+          <mc:Fallback>
+            <w:pict>
+              <v:rect w14:anchorId="116A6734" id="Rectangle 1" o:spid="_x0000_s1026" style="position:absolute;margin-left:0;margin-top:11.1pt;width:283.8pt;height:79.2pt;z-index:251675648;visibility:visible;mso-wrap-style:square;mso-width-percent:0;mso-height-percent:0;mso-wrap-distance-left:9pt;mso-wrap-distance-top:0;mso-wrap-distance-right:9pt;mso-wrap-distance-bottom:0;mso-position-horizontal:left;mso-position-horizontal-relative:margin;mso-position-vertical:absolute;mso-position-vertical-relative:text;mso-width-percent:0;mso-height-percent:0;mso-width-relative:margin;mso-height-relative:margin;v-text-anchor:middle" o:gfxdata="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" strokecolor="#030e13 [484]" strokeweight="1.5pt">
+                <v:fill r:id="rId17" o:title="" recolor="t" rotate="t" type="frame"/>
+                <w10:wrap anchorx="margin"/>
+              </v:rect>
+            </w:pict>
+          </mc:Fallback>
+        </mc:AlternateContent>
+      </w:r>
+      <w:r>
+        <w:br/>
+      </w:r>
+      <w:r>
+        <w:br/>
+      </w:r>
+      <w:r>
+        <w:br/>
+      </w:r>
+      <w:r>
+        <w:br/>
+      </w:r>
+      <w:r>
+        <w:br/>
+      </w:r>
+      <w:r>
+        <w:br/>
+      </w:r>
+    </w:p>
+    <w:p>
+      <w:r>
+        <w:t xml:space="preserve">step </w:t>
+      </w:r>
+      <w:proofErr w:type="gramStart"/>
+      <w:r>
+        <w:t xml:space="preserve">8 </w:t>
+      </w:r>
+      <w:r>
+        <w:t>:</w:t>
+      </w:r>
+      <w:proofErr w:type="gramEnd"/>
+    </w:p>
+    <w:p>
+      <w:r>
+        <w:rPr>
+          <w:noProof/>
+        </w:rPr>
+        <mc:AlternateContent>
+          <mc:Choice Requires="wps">
+            <w:drawing>
+              <wp:anchor distT="0" distB="0" distL="114300" distR="114300" simplePos="0" relativeHeight="251677696" behindDoc="0" locked="0" layoutInCell="1" allowOverlap="1" wp14:anchorId="62B033B3" wp14:editId="15086DA5">
+                <wp:simplePos x="0" y="0"/>
+                <wp:positionH relativeFrom="margin">
+                  <wp:align>left</wp:align>
+                </wp:positionH>
+                <wp:positionV relativeFrom="paragraph">
+                  <wp:posOffset>22860</wp:posOffset>
+                </wp:positionV>
+                <wp:extent cx="3604260" cy="1005840"/>
+                <wp:effectExtent l="0" t="0" r="15240" b="22860"/>
+                <wp:wrapNone/>
+                <wp:docPr id="1106430632" name="Rectangle 1"/>
+                <wp:cNvGraphicFramePr/>
+                <a:graphic xmlns:a="http://schemas.openxmlformats.org/drawingml/2006/main">
+                  <a:graphicData uri="http://schemas.microsoft.com/office/word/2010/wordprocessingShape">
+                    <wps:wsp>
+                      <wps:cNvSpPr/>
+                      <wps:spPr>
+                        <a:xfrm>
+                          <a:off x="0" y="0"/>
+                          <a:ext cx="3604260" cy="1005840"/>
+                        </a:xfrm>
+                        <a:prstGeom prst="rect">
+                          <a:avLst/>
+                        </a:prstGeom>
+                        <a:blipFill dpi="0" rotWithShape="1">
+                          <a:blip r:embed="rId18"/>
+                          <a:srcRect/>
+                          <a:stretch>
+                            <a:fillRect/>
+                          </a:stretch>
+                        </a:blipFill>
+                      </wps:spPr>
+                      <wps:style>
+                        <a:lnRef idx="2">
+                          <a:schemeClr val="accent1">
+                            <a:shade val="15000"/>
+                          </a:schemeClr>
+                        </a:lnRef>
+                        <a:fillRef idx="1">
+                          <a:schemeClr val="accent1"/>
+                        </a:fillRef>
+                        <a:effectRef idx="0">
+                          <a:schemeClr val="accent1"/>
+                        </a:effectRef>
+                        <a:fontRef idx="minor">
+                          <a:schemeClr val="lt1"/>
+                        </a:fontRef>
+                      </wps:style>
+                      <wps:bodyPr rot="0" spcFirstLastPara="0" vertOverflow="overflow" horzOverflow="overflow" vert="horz" wrap="square" lIns="91440" tIns="45720" rIns="91440" bIns="45720" numCol="1" spcCol="0" rtlCol="0" fromWordArt="0" anchor="ctr" anchorCtr="0" forceAA="0" compatLnSpc="1">
+                        <a:prstTxWarp prst="textNoShape">
+                          <a:avLst/>
+                        </a:prstTxWarp>
+                        <a:noAutofit/>
+                      </wps:bodyPr>
+                    </wps:wsp>
+                  </a:graphicData>
+                </a:graphic>
+                <wp14:sizeRelH relativeFrom="margin">
+                  <wp14:pctWidth>0</wp14:pctWidth>
+                </wp14:sizeRelH>
+                <wp14:sizeRelV relativeFrom="margin">
+                  <wp14:pctHeight>0</wp14:pctHeight>
+                </wp14:sizeRelV>
+              </wp:anchor>
+            </w:drawing>
+          </mc:Choice>
+          <mc:Fallback>
+            <w:pict>
+              <v:rect w14:anchorId="79470689" id="Rectangle 1" o:spid="_x0000_s1026" style="position:absolute;margin-left:0;margin-top:1.8pt;width:283.8pt;height:79.2pt;z-index:251677696;visibility:visible;mso-wrap-style:square;mso-width-percent:0;mso-height-percent:0;mso-wrap-distance-left:9pt;mso-wrap-distance-top:0;mso-wrap-distance-right:9pt;mso-wrap-distance-bottom:0;mso-position-horizontal:left;mso-position-horizontal-relative:margin;mso-position-vertical:absolute;mso-position-vertical-relative:text;mso-width-percent:0;mso-height-percent:0;mso-width-relative:margin;mso-height-relative:margin;v-text-anchor:middle" o:gfxdata="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" strokecolor="#030e13 [484]" strokeweight="1.5pt">
+                <v:fill r:id="rId19" o:title="" recolor="t" rotate="t" type="frame"/>
+                <w10:wrap anchorx="margin"/>
+              </v:rect>
+            </w:pict>
+          </mc:Fallback>
+        </mc:AlternateContent>
+      </w:r>
+      <w:r>
+        <w:br/>
+      </w:r>
+      <w:r>
+        <w:br/>
+      </w:r>
+      <w:r>
+        <w:br/>
+      </w:r>
+      <w:r>
+        <w:br/>
+      </w:r>
+      <w:r>
+        <w:br/>
+      </w:r>
+      <w:r>
+        <w:br/>
+      </w:r>
+      <w:r>
+        <w:br/>
+      </w:r>
+      <w:proofErr w:type="gramStart"/>
+      <w:r>
+        <w:t>step</w:t>
+      </w:r>
+      <w:proofErr w:type="gramEnd"/>
+      <w:r>
+        <w:t xml:space="preserve"> </w:t>
+      </w:r>
+      <w:proofErr w:type="gramStart"/>
+      <w:r>
+        <w:t>9 :</w:t>
+      </w:r>
+      <w:proofErr w:type="gramEnd"/>
+    </w:p>
+    <w:p>
+      <w:r>
+        <w:rPr>
+          <w:noProof/>
+        </w:rPr>
+        <mc:AlternateContent>
+          <mc:Choice Requires="wps">
+            <w:drawing>
+              <wp:anchor distT="0" distB="0" distL="114300" distR="114300" simplePos="0" relativeHeight="251679744" behindDoc="0" locked="0" layoutInCell="1" allowOverlap="1" wp14:anchorId="18C0B83C" wp14:editId="55546997">
+                <wp:simplePos x="0" y="0"/>
+                <wp:positionH relativeFrom="margin">
+                  <wp:align>left</wp:align>
+                </wp:positionH>
+                <wp:positionV relativeFrom="paragraph">
+                  <wp:posOffset>154305</wp:posOffset>
+                </wp:positionV>
+                <wp:extent cx="3604260" cy="1005840"/>
+                <wp:effectExtent l="0" t="0" r="15240" b="22860"/>
+                <wp:wrapNone/>
+                <wp:docPr id="991523714" name="Rectangle 1"/>
+                <wp:cNvGraphicFramePr/>
+                <a:graphic xmlns:a="http://schemas.openxmlformats.org/drawingml/2006/main">
+                  <a:graphicData uri="http://schemas.microsoft.com/office/word/2010/wordprocessingShape">
+                    <wps:wsp>
+                      <wps:cNvSpPr/>
+                      <wps:spPr>
+                        <a:xfrm>
+                          <a:off x="0" y="0"/>
+                          <a:ext cx="3604260" cy="1005840"/>
+                        </a:xfrm>
+                        <a:prstGeom prst="rect">
+                          <a:avLst/>
+                        </a:prstGeom>
+                        <a:blipFill dpi="0" rotWithShape="1">
+                          <a:blip r:embed="rId20"/>
+                          <a:srcRect/>
+                          <a:stretch>
+                            <a:fillRect/>
+                          </a:stretch>
+                        </a:blipFill>
+                      </wps:spPr>
+                      <wps:style>
+                        <a:lnRef idx="2">
+                          <a:schemeClr val="accent1">
+                            <a:shade val="15000"/>
+                          </a:schemeClr>
+                        </a:lnRef>
+                        <a:fillRef idx="1">
+                          <a:schemeClr val="accent1"/>
+                        </a:fillRef>
+                        <a:effectRef idx="0">
+                          <a:schemeClr val="accent1"/>
+                        </a:effectRef>
+                        <a:fontRef idx="minor">
+                          <a:schemeClr val="lt1"/>
+                        </a:fontRef>
+                      </wps:style>
+                      <wps:bodyPr rot="0" spcFirstLastPara="0" vertOverflow="overflow" horzOverflow="overflow" vert="horz" wrap="square" lIns="91440" tIns="45720" rIns="91440" bIns="45720" numCol="1" spcCol="0" rtlCol="0" fromWordArt="0" anchor="ctr" anchorCtr="0" forceAA="0" compatLnSpc="1">
+                        <a:prstTxWarp prst="textNoShape">
+                          <a:avLst/>
+                        </a:prstTxWarp>
+                        <a:noAutofit/>
+                      </wps:bodyPr>
+                    </wps:wsp>
+                  </a:graphicData>
+                </a:graphic>
+                <wp14:sizeRelH relativeFrom="margin">
+                  <wp14:pctWidth>0</wp14:pctWidth>
+                </wp14:sizeRelH>
+                <wp14:sizeRelV relativeFrom="margin">
+                  <wp14:pctHeight>0</wp14:pctHeight>
+                </wp14:sizeRelV>
+              </wp:anchor>
+            </w:drawing>
+          </mc:Choice>
+          <mc:Fallback>
+            <w:pict>
+              <v:rect w14:anchorId="557FF115" id="Rectangle 1" o:spid="_x0000_s1026" style="position:absolute;margin-left:0;margin-top:12.15pt;width:283.8pt;height:79.2pt;z-index:251679744;visibility:visible;mso-wrap-style:square;mso-width-percent:0;mso-height-percent:0;mso-wrap-distance-left:9pt;mso-wrap-distance-top:0;mso-wrap-distance-right:9pt;mso-wrap-distance-bottom:0;mso-position-horizontal:left;mso-position-horizontal-relative:margin;mso-position-vertical:absolute;mso-position-vertical-relative:text;mso-width-percent:0;mso-height-percent:0;mso-width-relative:margin;mso-height-relative:margin;v-text-anchor:middle" o:gfxdata="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" strokecolor="#030e13 [484]" strokeweight="1.5pt">
+                <v:fill r:id="rId21" o:title="" recolor="t" rotate="t" type="frame"/>
+                <w10:wrap anchorx="margin"/>
+              </v:rect>
+            </w:pict>
+          </mc:Fallback>
+        </mc:AlternateContent>
+      </w:r>
+      <w:r>
+        <w:br/>
+      </w:r>
+      <w:r>
+        <w:br/>
+      </w:r>
+      <w:r>
+        <w:br/>
+      </w:r>
+      <w:r>
+        <w:lastRenderedPageBreak/>
+        <w:br/>
+      </w:r>
+      <w:r>
+        <w:br/>
+      </w:r>
+      <w:r>
+        <w:br/>
+      </w:r>
+      <w:r>
+        <w:t xml:space="preserve">step </w:t>
+      </w:r>
+      <w:proofErr w:type="gramStart"/>
+      <w:r>
+        <w:t>10 :</w:t>
+      </w:r>
+      <w:proofErr w:type="gramEnd"/>
+    </w:p>
+    <w:p>
+      <w:r>
+        <w:rPr>
+          <w:noProof/>
+        </w:rPr>
+        <mc:AlternateContent>
+          <mc:Choice Requires="wps">
+            <w:drawing>
+              <wp:anchor distT="0" distB="0" distL="114300" distR="114300" simplePos="0" relativeHeight="251681792" behindDoc="0" locked="0" layoutInCell="1" allowOverlap="1" wp14:anchorId="28C0F094" wp14:editId="543A8246">
+                <wp:simplePos x="0" y="0"/>
+                <wp:positionH relativeFrom="margin">
+                  <wp:align>left</wp:align>
+                </wp:positionH>
+                <wp:positionV relativeFrom="paragraph">
+                  <wp:posOffset>45720</wp:posOffset>
+                </wp:positionV>
+                <wp:extent cx="3604260" cy="1005840"/>
+                <wp:effectExtent l="0" t="0" r="15240" b="22860"/>
+                <wp:wrapNone/>
+                <wp:docPr id="965859989" name="Rectangle 1"/>
+                <wp:cNvGraphicFramePr/>
+                <a:graphic xmlns:a="http://schemas.openxmlformats.org/drawingml/2006/main">
+                  <a:graphicData uri="http://schemas.microsoft.com/office/word/2010/wordprocessingShape">
+                    <wps:wsp>
+                      <wps:cNvSpPr/>
+                      <wps:spPr>
+                        <a:xfrm>
+                          <a:off x="0" y="0"/>
+                          <a:ext cx="3604260" cy="1005840"/>
+                        </a:xfrm>
+                        <a:prstGeom prst="rect">
+                          <a:avLst/>
+                        </a:prstGeom>
+                        <a:blipFill dpi="0" rotWithShape="1">
+                          <a:blip r:embed="rId22"/>
+                          <a:srcRect/>
+                          <a:stretch>
+                            <a:fillRect/>
+                          </a:stretch>
+                        </a:blipFill>
+                      </wps:spPr>
+                      <wps:style>
+                        <a:lnRef idx="2">
+                          <a:schemeClr val="accent1">
+                            <a:shade val="15000"/>
+                          </a:schemeClr>
+                        </a:lnRef>
+                        <a:fillRef idx="1">
+                          <a:schemeClr val="accent1"/>
+                        </a:fillRef>
+                        <a:effectRef idx="0">
+                          <a:schemeClr val="accent1"/>
+                        </a:effectRef>
+                        <a:fontRef idx="minor">
+                          <a:schemeClr val="lt1"/>
+                        </a:fontRef>
+                      </wps:style>
+                      <wps:bodyPr rot="0" spcFirstLastPara="0" vertOverflow="overflow" horzOverflow="overflow" vert="horz" wrap="square" lIns="91440" tIns="45720" rIns="91440" bIns="45720" numCol="1" spcCol="0" rtlCol="0" fromWordArt="0" anchor="ctr" anchorCtr="0" forceAA="0" compatLnSpc="1">
+                        <a:prstTxWarp prst="textNoShape">
+                          <a:avLst/>
+                        </a:prstTxWarp>
+                        <a:noAutofit/>
+                      </wps:bodyPr>
+                    </wps:wsp>
+                  </a:graphicData>
+                </a:graphic>
+                <wp14:sizeRelH relativeFrom="margin">
+                  <wp14:pctWidth>0</wp14:pctWidth>
+                </wp14:sizeRelH>
+                <wp14:sizeRelV relativeFrom="margin">
+                  <wp14:pctHeight>0</wp14:pctHeight>
+                </wp14:sizeRelV>
+              </wp:anchor>
+            </w:drawing>
+          </mc:Choice>
+          <mc:Fallback>
+            <w:pict>
+              <v:rect w14:anchorId="6717702D" id="Rectangle 1" o:spid="_x0000_s1026" style="position:absolute;margin-left:0;margin-top:3.6pt;width:283.8pt;height:79.2pt;z-index:251681792;visibility:visible;mso-wrap-style:square;mso-width-percent:0;mso-height-percent:0;mso-wrap-distance-left:9pt;mso-wrap-distance-top:0;mso-wrap-distance-right:9pt;mso-wrap-distance-bottom:0;mso-position-horizontal:left;mso-position-horizontal-relative:margin;mso-position-vertical:absolute;mso-position-vertical-relative:text;mso-width-percent:0;mso-height-percent:0;mso-width-relative:margin;mso-height-relative:margin;v-text-anchor:middle" o:gfxdata="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" strokecolor="#030e13 [484]" strokeweight="1.5pt">
+                <v:fill r:id="rId23" o:title="" recolor="t" rotate="t" type="frame"/>
+                <w10:wrap anchorx="margin"/>
               </v:rect>
             </w:pict>
           </mc:Fallback>
